--- a/НИР_ЭДО_7стран_и_практика/01_ЭДО_в_целом/05_Ирландия_ЭДО.docx
+++ b/НИР_ЭДО_7стран_и_практика/01_ЭДО_в_целом/05_Ирландия_ЭДО.docx
@@ -11,6 +11,7 @@
         <w:rPr>
           <w:rFonts w:ascii="Calibri" w:hAnsi="Calibri" w:eastAsia="Calibri"/>
           <w:b/>
+          <w:i w:val="0"/>
           <w:color w:val="1F4E79"/>
           <w:sz w:val="44"/>
         </w:rPr>
@@ -25,10 +26,26 @@
         <w:rPr>
           <w:rFonts w:ascii="Calibri" w:hAnsi="Calibri" w:eastAsia="Calibri"/>
           <w:b w:val="0"/>
+          <w:i w:val="0"/>
           <w:color w:val="535353"/>
           <w:sz w:val="26"/>
         </w:rPr>
         <w:t>Электронный документооборот в целом. Сравнение с Российской Федерацией</w:t>
+      </w:r>
+    </w:p>
+    <w:p>
+      <w:pPr>
+        <w:spacing w:after="160"/>
+      </w:pPr>
+      <w:r>
+        <w:rPr>
+          <w:rFonts w:ascii="Calibri" w:hAnsi="Calibri" w:eastAsia="Calibri"/>
+          <w:b w:val="0"/>
+          <w:i w:val="0"/>
+          <w:color w:val="535353"/>
+          <w:sz w:val="22"/>
+        </w:rPr>
+        <w:t>Сравнительный анализ зарубежного регулирования электронного документооборота (ЭДО) с правовой моделью Российской Федерации. Актуализация: август 2026 г.</w:t>
       </w:r>
     </w:p>
     <w:p>
@@ -39,10 +56,11 @@
         <w:rPr>
           <w:rFonts w:ascii="Calibri" w:hAnsi="Calibri" w:eastAsia="Calibri"/>
           <w:b w:val="0"/>
+          <w:i/>
           <w:color w:val="535353"/>
-          <w:sz w:val="22"/>
+          <w:sz w:val="20"/>
         </w:rPr>
-        <w:t>Сравнительный анализ зарубежного регулирования электронного документооборота (ЭДО) с правовой моделью Российской Федерации. Актуализация: август 2026 г.</w:t>
+        <w:t>Как проверить. После каждого блока фактов — строка «Проверить» с кликабельной ссылкой на официальный текст закона, судебное решение или первоисточник. Рекомендации («что добавить / не переносить») — выводы автора НИР, но рядом указаны нормы, на которые они опираются. Номера дел не вымышлены.</w:t>
       </w:r>
     </w:p>
     <w:p>
@@ -58,40 +76,316 @@
         <w:rPr>
           <w:rFonts w:ascii="Calibri" w:hAnsi="Calibri" w:eastAsia="Calibri"/>
           <w:b w:val="0"/>
+          <w:i w:val="0"/>
           <w:sz w:val="24"/>
         </w:rPr>
         <w:t>Основные акты: Electronic Commerce Act 2000, ss. 9, 13; eIDAS; исключения ECA (завещания, аффидевиты, deeds, ряд судебных документов)</w:t>
       </w:r>
     </w:p>
     <w:p>
+      <w:pPr>
+        <w:spacing w:before="0" w:after="200"/>
+      </w:pPr>
       <w:r>
         <w:rPr>
           <w:rFonts w:ascii="Calibri" w:hAnsi="Calibri" w:eastAsia="Calibri"/>
           <w:b w:val="0"/>
+          <w:i/>
+          <w:color w:val="535353"/>
+          <w:sz w:val="18"/>
+        </w:rPr>
+        <w:t xml:space="preserve">Проверить: </w:t>
+      </w:r>
+      <w:hyperlink r:id="rId9">
+        <w:r>
+          <w:rPr>
+            <w:color w:val="0563C1"/>
+            <w:u w:val="single"/>
+            <w:sz w:val="18"/>
+            <w:rFonts w:ascii="Calibri" w:hAnsi="Calibri"/>
+          </w:rPr>
+          <w:t xml:space="preserve">ECA 2000, section 9</w:t>
+        </w:r>
+      </w:hyperlink>
+      <w:r>
+        <w:rPr>
+          <w:rFonts w:ascii="Calibri" w:hAnsi="Calibri" w:eastAsia="Calibri"/>
+          <w:b w:val="0"/>
+          <w:i w:val="0"/>
+          <w:color w:val="535353"/>
+          <w:sz w:val="18"/>
+        </w:rPr>
+        <w:t xml:space="preserve">  ·  </w:t>
+      </w:r>
+      <w:hyperlink r:id="rId10">
+        <w:r>
+          <w:rPr>
+            <w:color w:val="0563C1"/>
+            <w:u w:val="single"/>
+            <w:sz w:val="18"/>
+            <w:rFonts w:ascii="Calibri" w:hAnsi="Calibri"/>
+          </w:rPr>
+          <w:t xml:space="preserve">ECA 2000, section 13</w:t>
+        </w:r>
+      </w:hyperlink>
+      <w:r>
+        <w:rPr>
+          <w:rFonts w:ascii="Calibri" w:hAnsi="Calibri" w:eastAsia="Calibri"/>
+          <w:b w:val="0"/>
+          <w:i w:val="0"/>
+          <w:color w:val="535353"/>
+          <w:sz w:val="18"/>
+        </w:rPr>
+        <w:t xml:space="preserve">  ·  </w:t>
+      </w:r>
+      <w:hyperlink r:id="rId11">
+        <w:r>
+          <w:rPr>
+            <w:color w:val="0563C1"/>
+            <w:u w:val="single"/>
+            <w:sz w:val="18"/>
+            <w:rFonts w:ascii="Calibri" w:hAnsi="Calibri"/>
+          </w:rPr>
+          <w:t xml:space="preserve">Ryanair v Billigfluege.de [2010] IEHC 47</w:t>
+        </w:r>
+      </w:hyperlink>
+    </w:p>
+    <w:p>
+      <w:r>
+        <w:rPr>
+          <w:rFonts w:ascii="Calibri" w:hAnsi="Calibri" w:eastAsia="Calibri"/>
+          <w:b w:val="0"/>
+          <w:i w:val="0"/>
           <w:sz w:val="24"/>
         </w:rPr>
         <w:t>Electronic Commerce Act 2000, s. 9 — классическая норма UNCITRAL/MLEC: электронная форма сама по себе не лишает информацию силы. Section 13 допускает электронную подпись там, где закон требует подпись, при согласии стороны и возможных требованиях AES/QES.</w:t>
       </w:r>
     </w:p>
     <w:p>
+      <w:pPr>
+        <w:spacing w:before="0" w:after="200"/>
+      </w:pPr>
       <w:r>
         <w:rPr>
           <w:rFonts w:ascii="Calibri" w:hAnsi="Calibri" w:eastAsia="Calibri"/>
           <w:b w:val="0"/>
+          <w:i/>
+          <w:color w:val="535353"/>
+          <w:sz w:val="18"/>
+        </w:rPr>
+        <w:t xml:space="preserve">Проверить: </w:t>
+      </w:r>
+      <w:hyperlink r:id="rId9">
+        <w:r>
+          <w:rPr>
+            <w:color w:val="0563C1"/>
+            <w:u w:val="single"/>
+            <w:sz w:val="18"/>
+            <w:rFonts w:ascii="Calibri" w:hAnsi="Calibri"/>
+          </w:rPr>
+          <w:t xml:space="preserve">ECA 2000, section 9</w:t>
+        </w:r>
+      </w:hyperlink>
+      <w:r>
+        <w:rPr>
+          <w:rFonts w:ascii="Calibri" w:hAnsi="Calibri" w:eastAsia="Calibri"/>
+          <w:b w:val="0"/>
+          <w:i w:val="0"/>
+          <w:color w:val="535353"/>
+          <w:sz w:val="18"/>
+        </w:rPr>
+        <w:t xml:space="preserve">  ·  </w:t>
+      </w:r>
+      <w:hyperlink r:id="rId10">
+        <w:r>
+          <w:rPr>
+            <w:color w:val="0563C1"/>
+            <w:u w:val="single"/>
+            <w:sz w:val="18"/>
+            <w:rFonts w:ascii="Calibri" w:hAnsi="Calibri"/>
+          </w:rPr>
+          <w:t xml:space="preserve">ECA 2000, section 13</w:t>
+        </w:r>
+      </w:hyperlink>
+      <w:r>
+        <w:rPr>
+          <w:rFonts w:ascii="Calibri" w:hAnsi="Calibri" w:eastAsia="Calibri"/>
+          <w:b w:val="0"/>
+          <w:i w:val="0"/>
+          <w:color w:val="535353"/>
+          <w:sz w:val="18"/>
+        </w:rPr>
+        <w:t xml:space="preserve">  ·  </w:t>
+      </w:r>
+      <w:hyperlink r:id="rId11">
+        <w:r>
+          <w:rPr>
+            <w:color w:val="0563C1"/>
+            <w:u w:val="single"/>
+            <w:sz w:val="18"/>
+            <w:rFonts w:ascii="Calibri" w:hAnsi="Calibri"/>
+          </w:rPr>
+          <w:t xml:space="preserve">Ryanair v Billigfluege.de [2010] IEHC 47</w:t>
+        </w:r>
+      </w:hyperlink>
+    </w:p>
+    <w:p>
+      <w:r>
+        <w:rPr>
+          <w:rFonts w:ascii="Calibri" w:hAnsi="Calibri" w:eastAsia="Calibri"/>
+          <w:b w:val="0"/>
+          <w:i w:val="0"/>
           <w:sz w:val="24"/>
         </w:rPr>
         <w:t>Исключения сохранены: завещания, аффидевиты, enduring powers of attorney, deeds об отчуждении земли, ряд судебных и нотариальных актов. Это уже, чем российские исключения КЭДО, но жёстче, чем «всё можно электронно».</w:t>
       </w:r>
     </w:p>
     <w:p>
+      <w:pPr>
+        <w:spacing w:before="0" w:after="200"/>
+      </w:pPr>
       <w:r>
         <w:rPr>
           <w:rFonts w:ascii="Calibri" w:hAnsi="Calibri" w:eastAsia="Calibri"/>
           <w:b w:val="0"/>
+          <w:i/>
+          <w:color w:val="535353"/>
+          <w:sz w:val="18"/>
+        </w:rPr>
+        <w:t xml:space="preserve">Проверить: </w:t>
+      </w:r>
+      <w:hyperlink r:id="rId9">
+        <w:r>
+          <w:rPr>
+            <w:color w:val="0563C1"/>
+            <w:u w:val="single"/>
+            <w:sz w:val="18"/>
+            <w:rFonts w:ascii="Calibri" w:hAnsi="Calibri"/>
+          </w:rPr>
+          <w:t xml:space="preserve">ECA 2000, section 9</w:t>
+        </w:r>
+      </w:hyperlink>
+      <w:r>
+        <w:rPr>
+          <w:rFonts w:ascii="Calibri" w:hAnsi="Calibri" w:eastAsia="Calibri"/>
+          <w:b w:val="0"/>
+          <w:i w:val="0"/>
+          <w:color w:val="535353"/>
+          <w:sz w:val="18"/>
+        </w:rPr>
+        <w:t xml:space="preserve">  ·  </w:t>
+      </w:r>
+      <w:hyperlink r:id="rId10">
+        <w:r>
+          <w:rPr>
+            <w:color w:val="0563C1"/>
+            <w:u w:val="single"/>
+            <w:sz w:val="18"/>
+            <w:rFonts w:ascii="Calibri" w:hAnsi="Calibri"/>
+          </w:rPr>
+          <w:t xml:space="preserve">ECA 2000, section 13</w:t>
+        </w:r>
+      </w:hyperlink>
+      <w:r>
+        <w:rPr>
+          <w:rFonts w:ascii="Calibri" w:hAnsi="Calibri" w:eastAsia="Calibri"/>
+          <w:b w:val="0"/>
+          <w:i w:val="0"/>
+          <w:color w:val="535353"/>
+          <w:sz w:val="18"/>
+        </w:rPr>
+        <w:t xml:space="preserve">  ·  </w:t>
+      </w:r>
+      <w:hyperlink r:id="rId11">
+        <w:r>
+          <w:rPr>
+            <w:color w:val="0563C1"/>
+            <w:u w:val="single"/>
+            <w:sz w:val="18"/>
+            <w:rFonts w:ascii="Calibri" w:hAnsi="Calibri"/>
+          </w:rPr>
+          <w:t xml:space="preserve">Ryanair v Billigfluege.de [2010] IEHC 47</w:t>
+        </w:r>
+      </w:hyperlink>
+    </w:p>
+    <w:p>
+      <w:r>
+        <w:rPr>
+          <w:rFonts w:ascii="Calibri" w:hAnsi="Calibri" w:eastAsia="Calibri"/>
+          <w:b w:val="0"/>
+          <w:i w:val="0"/>
           <w:sz w:val="24"/>
         </w:rPr>
         <w:t>High Court в Ryanair Ltd v Billigfluege.de GmbH [2010] IEHC 47 признал обязательность условий сайта (click‑wrap / browse‑wrap с видимой гиперссылкой): электронный договор существует, если условия были доступны и доведены до пользователя. Это common law‑логика согласия, а не PKI.</w:t>
       </w:r>
+    </w:p>
+    <w:p>
+      <w:pPr>
+        <w:spacing w:before="0" w:after="200"/>
+      </w:pPr>
+      <w:r>
+        <w:rPr>
+          <w:rFonts w:ascii="Calibri" w:hAnsi="Calibri" w:eastAsia="Calibri"/>
+          <w:b w:val="0"/>
+          <w:i/>
+          <w:color w:val="535353"/>
+          <w:sz w:val="18"/>
+        </w:rPr>
+        <w:t xml:space="preserve">Проверить: </w:t>
+      </w:r>
+      <w:hyperlink r:id="rId9">
+        <w:r>
+          <w:rPr>
+            <w:color w:val="0563C1"/>
+            <w:u w:val="single"/>
+            <w:sz w:val="18"/>
+            <w:rFonts w:ascii="Calibri" w:hAnsi="Calibri"/>
+          </w:rPr>
+          <w:t xml:space="preserve">ECA 2000, section 9</w:t>
+        </w:r>
+      </w:hyperlink>
+      <w:r>
+        <w:rPr>
+          <w:rFonts w:ascii="Calibri" w:hAnsi="Calibri" w:eastAsia="Calibri"/>
+          <w:b w:val="0"/>
+          <w:i w:val="0"/>
+          <w:color w:val="535353"/>
+          <w:sz w:val="18"/>
+        </w:rPr>
+        <w:t xml:space="preserve">  ·  </w:t>
+      </w:r>
+      <w:hyperlink r:id="rId10">
+        <w:r>
+          <w:rPr>
+            <w:color w:val="0563C1"/>
+            <w:u w:val="single"/>
+            <w:sz w:val="18"/>
+            <w:rFonts w:ascii="Calibri" w:hAnsi="Calibri"/>
+          </w:rPr>
+          <w:t xml:space="preserve">ECA 2000, section 13</w:t>
+        </w:r>
+      </w:hyperlink>
+      <w:r>
+        <w:rPr>
+          <w:rFonts w:ascii="Calibri" w:hAnsi="Calibri" w:eastAsia="Calibri"/>
+          <w:b w:val="0"/>
+          <w:i w:val="0"/>
+          <w:color w:val="535353"/>
+          <w:sz w:val="18"/>
+        </w:rPr>
+        <w:t xml:space="preserve">  ·  </w:t>
+      </w:r>
+      <w:hyperlink r:id="rId11">
+        <w:r>
+          <w:rPr>
+            <w:color w:val="0563C1"/>
+            <w:u w:val="single"/>
+            <w:sz w:val="18"/>
+            <w:rFonts w:ascii="Calibri" w:hAnsi="Calibri"/>
+          </w:rPr>
+          <w:t xml:space="preserve">Ryanair v Billigfluege.de [2010] IEHC 47</w:t>
+        </w:r>
+      </w:hyperlink>
     </w:p>
     <w:p>
       <w:pPr>
@@ -109,6 +403,7 @@
         <w:rPr>
           <w:rFonts w:ascii="Calibri" w:hAnsi="Calibri" w:eastAsia="Calibri"/>
           <w:b w:val="0"/>
+          <w:i w:val="0"/>
           <w:sz w:val="24"/>
         </w:rPr>
         <w:t>Non‑discrimination электронной формы (s. 9).</w:t>
@@ -122,6 +417,7 @@
         <w:rPr>
           <w:rFonts w:ascii="Calibri" w:hAnsi="Calibri" w:eastAsia="Calibri"/>
           <w:b w:val="0"/>
+          <w:i w:val="0"/>
           <w:sz w:val="24"/>
         </w:rPr>
         <w:t>Список исключений (wills, affidavits, deeds).</w:t>
@@ -135,10 +431,79 @@
         <w:rPr>
           <w:rFonts w:ascii="Calibri" w:hAnsi="Calibri" w:eastAsia="Calibri"/>
           <w:b w:val="0"/>
+          <w:i w:val="0"/>
           <w:sz w:val="24"/>
         </w:rPr>
         <w:t>Суды смотрят на notice and consent, не только на сертификат УЦ.</w:t>
       </w:r>
+    </w:p>
+    <w:p>
+      <w:pPr>
+        <w:spacing w:before="0" w:after="200"/>
+      </w:pPr>
+      <w:r>
+        <w:rPr>
+          <w:rFonts w:ascii="Calibri" w:hAnsi="Calibri" w:eastAsia="Calibri"/>
+          <w:b w:val="0"/>
+          <w:i/>
+          <w:color w:val="535353"/>
+          <w:sz w:val="18"/>
+        </w:rPr>
+        <w:t xml:space="preserve">Проверить: </w:t>
+      </w:r>
+      <w:hyperlink r:id="rId9">
+        <w:r>
+          <w:rPr>
+            <w:color w:val="0563C1"/>
+            <w:u w:val="single"/>
+            <w:sz w:val="18"/>
+            <w:rFonts w:ascii="Calibri" w:hAnsi="Calibri"/>
+          </w:rPr>
+          <w:t xml:space="preserve">ECA 2000, section 9</w:t>
+        </w:r>
+      </w:hyperlink>
+      <w:r>
+        <w:rPr>
+          <w:rFonts w:ascii="Calibri" w:hAnsi="Calibri" w:eastAsia="Calibri"/>
+          <w:b w:val="0"/>
+          <w:i w:val="0"/>
+          <w:color w:val="535353"/>
+          <w:sz w:val="18"/>
+        </w:rPr>
+        <w:t xml:space="preserve">  ·  </w:t>
+      </w:r>
+      <w:hyperlink r:id="rId10">
+        <w:r>
+          <w:rPr>
+            <w:color w:val="0563C1"/>
+            <w:u w:val="single"/>
+            <w:sz w:val="18"/>
+            <w:rFonts w:ascii="Calibri" w:hAnsi="Calibri"/>
+          </w:rPr>
+          <w:t xml:space="preserve">ECA 2000, section 13</w:t>
+        </w:r>
+      </w:hyperlink>
+      <w:r>
+        <w:rPr>
+          <w:rFonts w:ascii="Calibri" w:hAnsi="Calibri" w:eastAsia="Calibri"/>
+          <w:b w:val="0"/>
+          <w:i w:val="0"/>
+          <w:color w:val="535353"/>
+          <w:sz w:val="18"/>
+        </w:rPr>
+        <w:t xml:space="preserve">  ·  </w:t>
+      </w:r>
+      <w:hyperlink r:id="rId11">
+        <w:r>
+          <w:rPr>
+            <w:color w:val="0563C1"/>
+            <w:u w:val="single"/>
+            <w:sz w:val="18"/>
+            <w:rFonts w:ascii="Calibri" w:hAnsi="Calibri"/>
+          </w:rPr>
+          <w:t xml:space="preserve">Ryanair v Billigfluege.de [2010] IEHC 47</w:t>
+        </w:r>
+      </w:hyperlink>
     </w:p>
     <w:p>
       <w:pPr>
@@ -156,6 +521,7 @@
         <w:rPr>
           <w:rFonts w:ascii="Calibri" w:hAnsi="Calibri" w:eastAsia="Calibri"/>
           <w:b w:val="0"/>
+          <w:i w:val="0"/>
           <w:sz w:val="24"/>
         </w:rPr>
         <w:t>Юридическая сила электронного документа и подписи — прежде всего ФЗ от 06.04.2011 № 63‑ФЗ (ПЭП / УНЭП / УКЭП).</w:t>
@@ -169,6 +535,7 @@
         <w:rPr>
           <w:rFonts w:ascii="Calibri" w:hAnsi="Calibri" w:eastAsia="Calibri"/>
           <w:b w:val="0"/>
+          <w:i w:val="0"/>
           <w:sz w:val="24"/>
         </w:rPr>
         <w:t>B2B‑ЭДО (счета‑фактуры, УПД и др.) — через операторов ЭДО и отраслевые требования ФНС / Минфина.</w:t>
@@ -182,6 +549,7 @@
         <w:rPr>
           <w:rFonts w:ascii="Calibri" w:hAnsi="Calibri" w:eastAsia="Calibri"/>
           <w:b w:val="0"/>
+          <w:i w:val="0"/>
           <w:sz w:val="24"/>
         </w:rPr>
         <w:t>Кадровый ЭДО — ст. 22.1–22.3 ТК РФ (согласие работника, виды ЭП, исключения).</w:t>
@@ -195,6 +563,7 @@
         <w:rPr>
           <w:rFonts w:ascii="Calibri" w:hAnsi="Calibri" w:eastAsia="Calibri"/>
           <w:b w:val="0"/>
+          <w:i w:val="0"/>
           <w:sz w:val="24"/>
         </w:rPr>
         <w:t>Трансграничное признание иностранных ЭП — ст. 7 63‑ФЗ: международные договоры, соглашение сторон, существенная эквивалентность; в ЕАЭС — через службу доверенной третьей стороны (ДТС).</w:t>
@@ -208,10 +577,100 @@
         <w:rPr>
           <w:rFonts w:ascii="Calibri" w:hAnsi="Calibri" w:eastAsia="Calibri"/>
           <w:b w:val="0"/>
+          <w:i w:val="0"/>
           <w:sz w:val="24"/>
         </w:rPr>
         <w:t>С августа 2026: ФЗ от 04.08.2026 № 315‑ФЗ — правила УКЭП для международных (межправительственных) организаций и их филиалов/представительств в РФ; квалифицированный сертификат выдаёт УЦ ФНС России.</w:t>
       </w:r>
+    </w:p>
+    <w:p>
+      <w:pPr>
+        <w:spacing w:before="0" w:after="200"/>
+      </w:pPr>
+      <w:r>
+        <w:rPr>
+          <w:rFonts w:ascii="Calibri" w:hAnsi="Calibri" w:eastAsia="Calibri"/>
+          <w:b w:val="0"/>
+          <w:i/>
+          <w:color w:val="535353"/>
+          <w:sz w:val="18"/>
+        </w:rPr>
+        <w:t xml:space="preserve">Проверить: </w:t>
+      </w:r>
+      <w:hyperlink r:id="rId12">
+        <w:r>
+          <w:rPr>
+            <w:color w:val="0563C1"/>
+            <w:u w:val="single"/>
+            <w:sz w:val="18"/>
+            <w:rFonts w:ascii="Calibri" w:hAnsi="Calibri"/>
+          </w:rPr>
+          <w:t xml:space="preserve">ФЗ от 06.04.2011 № 63‑ФЗ «Об электронной подписи»</w:t>
+        </w:r>
+      </w:hyperlink>
+      <w:r>
+        <w:rPr>
+          <w:rFonts w:ascii="Calibri" w:hAnsi="Calibri" w:eastAsia="Calibri"/>
+          <w:b w:val="0"/>
+          <w:i w:val="0"/>
+          <w:color w:val="535353"/>
+          <w:sz w:val="18"/>
+        </w:rPr>
+        <w:t xml:space="preserve">  ·  </w:t>
+      </w:r>
+      <w:hyperlink r:id="rId13">
+        <w:r>
+          <w:rPr>
+            <w:color w:val="0563C1"/>
+            <w:u w:val="single"/>
+            <w:sz w:val="18"/>
+            <w:rFonts w:ascii="Calibri" w:hAnsi="Calibri"/>
+          </w:rPr>
+          <w:t xml:space="preserve">ТК РФ, ст. 22.1–22.3 (кадровый ЭДО)</w:t>
+        </w:r>
+      </w:hyperlink>
+      <w:r>
+        <w:rPr>
+          <w:rFonts w:ascii="Calibri" w:hAnsi="Calibri" w:eastAsia="Calibri"/>
+          <w:b w:val="0"/>
+          <w:i w:val="0"/>
+          <w:color w:val="535353"/>
+          <w:sz w:val="18"/>
+        </w:rPr>
+        <w:t xml:space="preserve">  ·  </w:t>
+      </w:r>
+      <w:hyperlink r:id="rId14">
+        <w:r>
+          <w:rPr>
+            <w:color w:val="0563C1"/>
+            <w:u w:val="single"/>
+            <w:sz w:val="18"/>
+            <w:rFonts w:ascii="Calibri" w:hAnsi="Calibri"/>
+          </w:rPr>
+          <w:t xml:space="preserve">ФЗ от 04.08.2026 № 315‑ФЗ (УКЭП международных организаций)</w:t>
+        </w:r>
+      </w:hyperlink>
+      <w:r>
+        <w:rPr>
+          <w:rFonts w:ascii="Calibri" w:hAnsi="Calibri" w:eastAsia="Calibri"/>
+          <w:b w:val="0"/>
+          <w:i w:val="0"/>
+          <w:color w:val="535353"/>
+          <w:sz w:val="18"/>
+        </w:rPr>
+        <w:t xml:space="preserve">  ·  </w:t>
+      </w:r>
+      <w:hyperlink r:id="rId15">
+        <w:r>
+          <w:rPr>
+            <w:color w:val="0563C1"/>
+            <w:u w:val="single"/>
+            <w:sz w:val="18"/>
+            <w:rFonts w:ascii="Calibri" w:hAnsi="Calibri"/>
+          </w:rPr>
+          <w:t xml:space="preserve">Решение Коллегии ЕЭК от 22.08.2023 № 120 (ДТС ЕАЭС)</w:t>
+        </w:r>
+      </w:hyperlink>
     </w:p>
     <w:p>
       <w:pPr>
@@ -221,11 +680,12 @@
         <w:rPr>
           <w:rFonts w:ascii="Calibri" w:hAnsi="Calibri" w:eastAsia="Calibri"/>
           <w:b w:val="0"/>
+          <w:i w:val="0"/>
           <w:sz w:val="22"/>
         </w:rPr>
         <w:t xml:space="preserve">ФЗ от 06.04.2011 № 63‑ФЗ «Об электронной подписи»: </w:t>
       </w:r>
-      <w:hyperlink r:id="rId9">
+      <w:hyperlink r:id="rId12">
         <w:r>
           <w:rPr>
             <w:color w:val="0563C1"/>
@@ -245,11 +705,12 @@
         <w:rPr>
           <w:rFonts w:ascii="Calibri" w:hAnsi="Calibri" w:eastAsia="Calibri"/>
           <w:b w:val="0"/>
+          <w:i w:val="0"/>
           <w:sz w:val="22"/>
         </w:rPr>
         <w:t xml:space="preserve">ТК РФ, ст. 22.1–22.3 (кадровый ЭДО): </w:t>
       </w:r>
-      <w:hyperlink r:id="rId10">
+      <w:hyperlink r:id="rId13">
         <w:r>
           <w:rPr>
             <w:color w:val="0563C1"/>
@@ -269,11 +730,12 @@
         <w:rPr>
           <w:rFonts w:ascii="Calibri" w:hAnsi="Calibri" w:eastAsia="Calibri"/>
           <w:b w:val="0"/>
+          <w:i w:val="0"/>
           <w:sz w:val="22"/>
         </w:rPr>
         <w:t xml:space="preserve">ФЗ от 04.08.2026 № 315‑ФЗ (УКЭП международных организаций): </w:t>
       </w:r>
-      <w:hyperlink r:id="rId11">
+      <w:hyperlink r:id="rId14">
         <w:r>
           <w:rPr>
             <w:color w:val="0563C1"/>
@@ -300,14 +762,15 @@
         <w:tblLook w:firstColumn="1" w:firstRow="1" w:lastColumn="0" w:lastRow="0" w:noHBand="0" w:noVBand="1" w:val="04A0"/>
       </w:tblPr>
       <w:tblGrid>
-        <w:gridCol w:w="3175"/>
-        <w:gridCol w:w="3175"/>
-        <w:gridCol w:w="3175"/>
+        <w:gridCol w:w="2381"/>
+        <w:gridCol w:w="2381"/>
+        <w:gridCol w:w="2381"/>
+        <w:gridCol w:w="2381"/>
       </w:tblGrid>
       <w:tr>
         <w:tc>
           <w:tcPr>
-            <w:tcW w:type="dxa" w:w="3175"/>
+            <w:tcW w:type="dxa" w:w="2381"/>
             <w:shd w:fill="1F4E79" w:val="clear"/>
           </w:tcPr>
           <w:p>
@@ -316,6 +779,7 @@
               <w:rPr>
                 <w:rFonts w:ascii="Calibri" w:hAnsi="Calibri" w:eastAsia="Calibri"/>
                 <w:b/>
+                <w:i w:val="0"/>
                 <w:color w:val="FFFFFF"/>
                 <w:sz w:val="20"/>
               </w:rPr>
@@ -325,7 +789,7 @@
         </w:tc>
         <w:tc>
           <w:tcPr>
-            <w:tcW w:type="dxa" w:w="3175"/>
+            <w:tcW w:type="dxa" w:w="2381"/>
             <w:shd w:fill="1F4E79" w:val="clear"/>
           </w:tcPr>
           <w:p>
@@ -334,6 +798,7 @@
               <w:rPr>
                 <w:rFonts w:ascii="Calibri" w:hAnsi="Calibri" w:eastAsia="Calibri"/>
                 <w:b/>
+                <w:i w:val="0"/>
                 <w:color w:val="FFFFFF"/>
                 <w:sz w:val="20"/>
               </w:rPr>
@@ -343,7 +808,7 @@
         </w:tc>
         <w:tc>
           <w:tcPr>
-            <w:tcW w:type="dxa" w:w="3175"/>
+            <w:tcW w:type="dxa" w:w="2381"/>
             <w:shd w:fill="1F4E79" w:val="clear"/>
           </w:tcPr>
           <w:p>
@@ -352,6 +817,7 @@
               <w:rPr>
                 <w:rFonts w:ascii="Calibri" w:hAnsi="Calibri" w:eastAsia="Calibri"/>
                 <w:b/>
+                <w:i w:val="0"/>
                 <w:color w:val="FFFFFF"/>
                 <w:sz w:val="20"/>
               </w:rPr>
@@ -359,11 +825,10 @@
             </w:r>
           </w:p>
         </w:tc>
-      </w:tr>
-      <w:tr>
         <w:tc>
           <w:tcPr>
-            <w:tcW w:type="dxa" w:w="3175"/>
+            <w:tcW w:type="dxa" w:w="2381"/>
+            <w:shd w:fill="1F4E79" w:val="clear"/>
           </w:tcPr>
           <w:p>
             <w:r/>
@@ -371,6 +836,27 @@
               <w:rPr>
                 <w:rFonts w:ascii="Calibri" w:hAnsi="Calibri" w:eastAsia="Calibri"/>
                 <w:b/>
+                <w:i w:val="0"/>
+                <w:color w:val="FFFFFF"/>
+                <w:sz w:val="20"/>
+              </w:rPr>
+              <w:t>Проверить</w:t>
+            </w:r>
+          </w:p>
+        </w:tc>
+      </w:tr>
+      <w:tr>
+        <w:tc>
+          <w:tcPr>
+            <w:tcW w:type="dxa" w:w="2381"/>
+          </w:tcPr>
+          <w:p>
+            <w:r/>
+            <w:r>
+              <w:rPr>
+                <w:rFonts w:ascii="Calibri" w:hAnsi="Calibri" w:eastAsia="Calibri"/>
+                <w:b/>
+                <w:i w:val="0"/>
                 <w:sz w:val="20"/>
               </w:rPr>
               <w:t>Юридическая сила</w:t>
@@ -379,7 +865,7 @@
         </w:tc>
         <w:tc>
           <w:tcPr>
-            <w:tcW w:type="dxa" w:w="3175"/>
+            <w:tcW w:type="dxa" w:w="2381"/>
           </w:tcPr>
           <w:p>
             <w:r/>
@@ -387,6 +873,7 @@
               <w:rPr>
                 <w:rFonts w:ascii="Calibri" w:hAnsi="Calibri" w:eastAsia="Calibri"/>
                 <w:b w:val="0"/>
+                <w:i w:val="0"/>
                 <w:sz w:val="20"/>
               </w:rPr>
               <w:t>Информация не лишается юридической силы только потому, что она в электронной форме (s. 9). ЭП может удовлетворить требование подписи при согласии и соблюдении s. 13</w:t>
@@ -395,7 +882,7 @@
         </w:tc>
         <w:tc>
           <w:tcPr>
-            <w:tcW w:type="dxa" w:w="3175"/>
+            <w:tcW w:type="dxa" w:w="2381"/>
           </w:tcPr>
           <w:p>
             <w:r/>
@@ -403,17 +890,37 @@
               <w:rPr>
                 <w:rFonts w:ascii="Calibri" w:hAnsi="Calibri" w:eastAsia="Calibri"/>
                 <w:b w:val="0"/>
+                <w:i w:val="0"/>
                 <w:sz w:val="20"/>
               </w:rPr>
               <w:t>Эл. документ с ЭП признаётся при соблюдении вида подписи и закона/соглашения (63‑ФЗ)</w:t>
             </w:r>
           </w:p>
         </w:tc>
+        <w:tc>
+          <w:tcPr>
+            <w:tcW w:type="dxa" w:w="2381"/>
+          </w:tcPr>
+          <w:p>
+            <w:r/>
+            <w:hyperlink r:id="rId9">
+              <w:r>
+                <w:rPr>
+                  <w:color w:val="0563C1"/>
+                  <w:u w:val="single"/>
+                  <w:sz w:val="18"/>
+                  <w:rFonts w:ascii="Calibri" w:hAnsi="Calibri"/>
+                </w:rPr>
+                <w:t xml:space="preserve">ECA 2000, section 9</w:t>
+              </w:r>
+            </w:hyperlink>
+          </w:p>
+        </w:tc>
       </w:tr>
       <w:tr>
         <w:tc>
           <w:tcPr>
-            <w:tcW w:type="dxa" w:w="3175"/>
+            <w:tcW w:type="dxa" w:w="2381"/>
           </w:tcPr>
           <w:p>
             <w:r/>
@@ -421,6 +928,7 @@
               <w:rPr>
                 <w:rFonts w:ascii="Calibri" w:hAnsi="Calibri" w:eastAsia="Calibri"/>
                 <w:b/>
+                <w:i w:val="0"/>
                 <w:sz w:val="20"/>
               </w:rPr>
               <w:t>Модель подписи</w:t>
@@ -429,7 +937,7 @@
         </w:tc>
         <w:tc>
           <w:tcPr>
-            <w:tcW w:type="dxa" w:w="3175"/>
+            <w:tcW w:type="dxa" w:w="2381"/>
           </w:tcPr>
           <w:p>
             <w:r/>
@@ -437,6 +945,7 @@
               <w:rPr>
                 <w:rFonts w:ascii="Calibri" w:hAnsi="Calibri" w:eastAsia="Calibri"/>
                 <w:b w:val="0"/>
+                <w:i w:val="0"/>
                 <w:sz w:val="20"/>
               </w:rPr>
               <w:t>SES / AES / QES (eIDAS) поверх технологически нейтрального ECA 2000</w:t>
@@ -445,7 +954,7 @@
         </w:tc>
         <w:tc>
           <w:tcPr>
-            <w:tcW w:type="dxa" w:w="3175"/>
+            <w:tcW w:type="dxa" w:w="2381"/>
           </w:tcPr>
           <w:p>
             <w:r/>
@@ -453,17 +962,37 @@
               <w:rPr>
                 <w:rFonts w:ascii="Calibri" w:hAnsi="Calibri" w:eastAsia="Calibri"/>
                 <w:b w:val="0"/>
+                <w:i w:val="0"/>
                 <w:sz w:val="20"/>
               </w:rPr>
               <w:t>ПЭП / УНЭП / УКЭП</w:t>
             </w:r>
           </w:p>
         </w:tc>
+        <w:tc>
+          <w:tcPr>
+            <w:tcW w:type="dxa" w:w="2381"/>
+          </w:tcPr>
+          <w:p>
+            <w:r/>
+            <w:hyperlink r:id="rId12">
+              <w:r>
+                <w:rPr>
+                  <w:color w:val="0563C1"/>
+                  <w:u w:val="single"/>
+                  <w:sz w:val="18"/>
+                  <w:rFonts w:ascii="Calibri" w:hAnsi="Calibri"/>
+                </w:rPr>
+                <w:t xml:space="preserve">ФЗ от 06.04.2011 № 63‑ФЗ «Об электронной подписи»</w:t>
+              </w:r>
+            </w:hyperlink>
+          </w:p>
+        </w:tc>
       </w:tr>
       <w:tr>
         <w:tc>
           <w:tcPr>
-            <w:tcW w:type="dxa" w:w="3175"/>
+            <w:tcW w:type="dxa" w:w="2381"/>
           </w:tcPr>
           <w:p>
             <w:r/>
@@ -471,6 +1000,7 @@
               <w:rPr>
                 <w:rFonts w:ascii="Calibri" w:hAnsi="Calibri" w:eastAsia="Calibri"/>
                 <w:b/>
+                <w:i w:val="0"/>
                 <w:sz w:val="20"/>
               </w:rPr>
               <w:t>Инфраструктура доверия</w:t>
@@ -479,7 +1009,7 @@
         </w:tc>
         <w:tc>
           <w:tcPr>
-            <w:tcW w:type="dxa" w:w="3175"/>
+            <w:tcW w:type="dxa" w:w="2381"/>
           </w:tcPr>
           <w:p>
             <w:r/>
@@ -487,6 +1017,7 @@
               <w:rPr>
                 <w:rFonts w:ascii="Calibri" w:hAnsi="Calibri" w:eastAsia="Calibri"/>
                 <w:b w:val="0"/>
+                <w:i w:val="0"/>
                 <w:sz w:val="20"/>
               </w:rPr>
               <w:t>QTSP ЕС + common law proof; нет испанской статутной презумпции 326.4</w:t>
@@ -495,7 +1026,7 @@
         </w:tc>
         <w:tc>
           <w:tcPr>
-            <w:tcW w:type="dxa" w:w="3175"/>
+            <w:tcW w:type="dxa" w:w="2381"/>
           </w:tcPr>
           <w:p>
             <w:r/>
@@ -503,17 +1034,37 @@
               <w:rPr>
                 <w:rFonts w:ascii="Calibri" w:hAnsi="Calibri" w:eastAsia="Calibri"/>
                 <w:b w:val="0"/>
+                <w:i w:val="0"/>
                 <w:sz w:val="20"/>
               </w:rPr>
               <w:t>Аккредитованные УЦ, операторы ЭДО, УЦ ФНС</w:t>
             </w:r>
           </w:p>
         </w:tc>
+        <w:tc>
+          <w:tcPr>
+            <w:tcW w:type="dxa" w:w="2381"/>
+          </w:tcPr>
+          <w:p>
+            <w:r/>
+            <w:hyperlink r:id="rId9">
+              <w:r>
+                <w:rPr>
+                  <w:color w:val="0563C1"/>
+                  <w:u w:val="single"/>
+                  <w:sz w:val="18"/>
+                  <w:rFonts w:ascii="Calibri" w:hAnsi="Calibri"/>
+                </w:rPr>
+                <w:t xml:space="preserve">ECA 2000, section 9</w:t>
+              </w:r>
+            </w:hyperlink>
+          </w:p>
+        </w:tc>
       </w:tr>
       <w:tr>
         <w:tc>
           <w:tcPr>
-            <w:tcW w:type="dxa" w:w="3175"/>
+            <w:tcW w:type="dxa" w:w="2381"/>
           </w:tcPr>
           <w:p>
             <w:r/>
@@ -521,6 +1072,7 @@
               <w:rPr>
                 <w:rFonts w:ascii="Calibri" w:hAnsi="Calibri" w:eastAsia="Calibri"/>
                 <w:b/>
+                <w:i w:val="0"/>
                 <w:sz w:val="20"/>
               </w:rPr>
               <w:t>Трансграничность</w:t>
@@ -529,7 +1081,7 @@
         </w:tc>
         <w:tc>
           <w:tcPr>
-            <w:tcW w:type="dxa" w:w="3175"/>
+            <w:tcW w:type="dxa" w:w="2381"/>
           </w:tcPr>
           <w:p>
             <w:r/>
@@ -537,6 +1089,7 @@
               <w:rPr>
                 <w:rFonts w:ascii="Calibri" w:hAnsi="Calibri" w:eastAsia="Calibri"/>
                 <w:b w:val="0"/>
+                <w:i w:val="0"/>
                 <w:sz w:val="20"/>
               </w:rPr>
               <w:t>QES внутри ЕС; как common law юрисдикция сильнее смотрит на намерение аутентифицировать документ</w:t>
@@ -545,7 +1098,7 @@
         </w:tc>
         <w:tc>
           <w:tcPr>
-            <w:tcW w:type="dxa" w:w="3175"/>
+            <w:tcW w:type="dxa" w:w="2381"/>
           </w:tcPr>
           <w:p>
             <w:r/>
@@ -553,10 +1106,30 @@
               <w:rPr>
                 <w:rFonts w:ascii="Calibri" w:hAnsi="Calibri" w:eastAsia="Calibri"/>
                 <w:b w:val="0"/>
+                <w:i w:val="0"/>
                 <w:sz w:val="20"/>
               </w:rPr>
               <w:t>Ст. 7 63‑ФЗ, договоры, ДТС ЕАЭС; 315‑ФЗ — УКЭП международных организаций</w:t>
             </w:r>
+          </w:p>
+        </w:tc>
+        <w:tc>
+          <w:tcPr>
+            <w:tcW w:type="dxa" w:w="2381"/>
+          </w:tcPr>
+          <w:p>
+            <w:r/>
+            <w:hyperlink r:id="rId12">
+              <w:r>
+                <w:rPr>
+                  <w:color w:val="0563C1"/>
+                  <w:u w:val="single"/>
+                  <w:sz w:val="18"/>
+                  <w:rFonts w:ascii="Calibri" w:hAnsi="Calibri"/>
+                </w:rPr>
+                <w:t xml:space="preserve">Ст. 7 63‑ФЗ — признание иностранных электронных подписей</w:t>
+              </w:r>
+            </w:hyperlink>
           </w:p>
         </w:tc>
       </w:tr>
@@ -570,6 +1143,7 @@
         <w:rPr>
           <w:rFonts w:ascii="Calibri" w:hAnsi="Calibri" w:eastAsia="Calibri"/>
           <w:b w:val="0"/>
+          <w:i w:val="0"/>
           <w:sz w:val="24"/>
         </w:rPr>
         <w:t>Сходство с РФ: есть список документов, которые «нельзя просто так» перевести в электронику.</w:t>
@@ -583,6 +1157,7 @@
         <w:rPr>
           <w:rFonts w:ascii="Calibri" w:hAnsi="Calibri" w:eastAsia="Calibri"/>
           <w:b w:val="0"/>
+          <w:i w:val="0"/>
           <w:sz w:val="24"/>
         </w:rPr>
         <w:t>Отличие: ирландские исключения — завещания/сделки с землёй/аффидевиты, а не журналы ОТ.</w:t>
@@ -596,10 +1171,121 @@
         <w:rPr>
           <w:rFonts w:ascii="Calibri" w:hAnsi="Calibri" w:eastAsia="Calibri"/>
           <w:b w:val="0"/>
+          <w:i w:val="0"/>
           <w:sz w:val="24"/>
         </w:rPr>
         <w:t>Отличие: ECA 2000 технологически нейтрален; 63‑ФЗ иерархичен.</w:t>
       </w:r>
+    </w:p>
+    <w:p>
+      <w:pPr>
+        <w:spacing w:before="0" w:after="200"/>
+      </w:pPr>
+      <w:r>
+        <w:rPr>
+          <w:rFonts w:ascii="Calibri" w:hAnsi="Calibri" w:eastAsia="Calibri"/>
+          <w:b w:val="0"/>
+          <w:i/>
+          <w:color w:val="535353"/>
+          <w:sz w:val="18"/>
+        </w:rPr>
+        <w:t xml:space="preserve">Проверить: </w:t>
+      </w:r>
+      <w:hyperlink r:id="rId9">
+        <w:r>
+          <w:rPr>
+            <w:color w:val="0563C1"/>
+            <w:u w:val="single"/>
+            <w:sz w:val="18"/>
+            <w:rFonts w:ascii="Calibri" w:hAnsi="Calibri"/>
+          </w:rPr>
+          <w:t xml:space="preserve">ECA 2000, section 9</w:t>
+        </w:r>
+      </w:hyperlink>
+      <w:r>
+        <w:rPr>
+          <w:rFonts w:ascii="Calibri" w:hAnsi="Calibri" w:eastAsia="Calibri"/>
+          <w:b w:val="0"/>
+          <w:i w:val="0"/>
+          <w:color w:val="535353"/>
+          <w:sz w:val="18"/>
+        </w:rPr>
+        <w:t xml:space="preserve">  ·  </w:t>
+      </w:r>
+      <w:hyperlink r:id="rId10">
+        <w:r>
+          <w:rPr>
+            <w:color w:val="0563C1"/>
+            <w:u w:val="single"/>
+            <w:sz w:val="18"/>
+            <w:rFonts w:ascii="Calibri" w:hAnsi="Calibri"/>
+          </w:rPr>
+          <w:t xml:space="preserve">ECA 2000, section 13</w:t>
+        </w:r>
+      </w:hyperlink>
+      <w:r>
+        <w:rPr>
+          <w:rFonts w:ascii="Calibri" w:hAnsi="Calibri" w:eastAsia="Calibri"/>
+          <w:b w:val="0"/>
+          <w:i w:val="0"/>
+          <w:color w:val="535353"/>
+          <w:sz w:val="18"/>
+        </w:rPr>
+        <w:t xml:space="preserve">  ·  </w:t>
+      </w:r>
+      <w:hyperlink r:id="rId11">
+        <w:r>
+          <w:rPr>
+            <w:color w:val="0563C1"/>
+            <w:u w:val="single"/>
+            <w:sz w:val="18"/>
+            <w:rFonts w:ascii="Calibri" w:hAnsi="Calibri"/>
+          </w:rPr>
+          <w:t xml:space="preserve">Ryanair v Billigfluege.de [2010] IEHC 47</w:t>
+        </w:r>
+      </w:hyperlink>
+      <w:r>
+        <w:rPr>
+          <w:rFonts w:ascii="Calibri" w:hAnsi="Calibri" w:eastAsia="Calibri"/>
+          <w:b w:val="0"/>
+          <w:i w:val="0"/>
+          <w:color w:val="535353"/>
+          <w:sz w:val="18"/>
+        </w:rPr>
+        <w:t xml:space="preserve">  ·  </w:t>
+      </w:r>
+      <w:hyperlink r:id="rId12">
+        <w:r>
+          <w:rPr>
+            <w:color w:val="0563C1"/>
+            <w:u w:val="single"/>
+            <w:sz w:val="18"/>
+            <w:rFonts w:ascii="Calibri" w:hAnsi="Calibri"/>
+          </w:rPr>
+          <w:t xml:space="preserve">ФЗ от 06.04.2011 № 63‑ФЗ «Об электронной подписи»</w:t>
+        </w:r>
+      </w:hyperlink>
+      <w:r>
+        <w:rPr>
+          <w:rFonts w:ascii="Calibri" w:hAnsi="Calibri" w:eastAsia="Calibri"/>
+          <w:b w:val="0"/>
+          <w:i w:val="0"/>
+          <w:color w:val="535353"/>
+          <w:sz w:val="18"/>
+        </w:rPr>
+        <w:t xml:space="preserve">  ·  </w:t>
+      </w:r>
+      <w:hyperlink r:id="rId13">
+        <w:r>
+          <w:rPr>
+            <w:color w:val="0563C1"/>
+            <w:u w:val="single"/>
+            <w:sz w:val="18"/>
+            <w:rFonts w:ascii="Calibri" w:hAnsi="Calibri"/>
+          </w:rPr>
+          <w:t xml:space="preserve">ТК РФ, ст. 22.1–22.3 (кадровый ЭДО)</w:t>
+        </w:r>
+      </w:hyperlink>
     </w:p>
     <w:p>
       <w:pPr>
@@ -617,6 +1303,7 @@
         <w:rPr>
           <w:rFonts w:ascii="Calibri" w:hAnsi="Calibri" w:eastAsia="Calibri"/>
           <w:b w:val="0"/>
+          <w:i w:val="0"/>
           <w:sz w:val="24"/>
         </w:rPr>
         <w:t>Норму non‑discrimination («не отказывать только из‑за электронной формы») рядом с иерархией ПЭП/УНЭП/УКЭП.</w:t>
@@ -630,10 +1317,100 @@
         <w:rPr>
           <w:rFonts w:ascii="Calibri" w:hAnsi="Calibri" w:eastAsia="Calibri"/>
           <w:b w:val="0"/>
+          <w:i w:val="0"/>
           <w:sz w:val="24"/>
         </w:rPr>
         <w:t>Требование явного согласия на ЭП (s. 13 ECA) — близко к ст. 22.1 ТК, но для любых документов, не только кадров.</w:t>
       </w:r>
+    </w:p>
+    <w:p>
+      <w:pPr>
+        <w:spacing w:before="0" w:after="200"/>
+      </w:pPr>
+      <w:r>
+        <w:rPr>
+          <w:rFonts w:ascii="Calibri" w:hAnsi="Calibri" w:eastAsia="Calibri"/>
+          <w:b w:val="0"/>
+          <w:i/>
+          <w:color w:val="535353"/>
+          <w:sz w:val="18"/>
+        </w:rPr>
+        <w:t xml:space="preserve">Проверить: </w:t>
+      </w:r>
+      <w:hyperlink r:id="rId9">
+        <w:r>
+          <w:rPr>
+            <w:color w:val="0563C1"/>
+            <w:u w:val="single"/>
+            <w:sz w:val="18"/>
+            <w:rFonts w:ascii="Calibri" w:hAnsi="Calibri"/>
+          </w:rPr>
+          <w:t xml:space="preserve">ECA 2000, section 9</w:t>
+        </w:r>
+      </w:hyperlink>
+      <w:r>
+        <w:rPr>
+          <w:rFonts w:ascii="Calibri" w:hAnsi="Calibri" w:eastAsia="Calibri"/>
+          <w:b w:val="0"/>
+          <w:i w:val="0"/>
+          <w:color w:val="535353"/>
+          <w:sz w:val="18"/>
+        </w:rPr>
+        <w:t xml:space="preserve">  ·  </w:t>
+      </w:r>
+      <w:hyperlink r:id="rId10">
+        <w:r>
+          <w:rPr>
+            <w:color w:val="0563C1"/>
+            <w:u w:val="single"/>
+            <w:sz w:val="18"/>
+            <w:rFonts w:ascii="Calibri" w:hAnsi="Calibri"/>
+          </w:rPr>
+          <w:t xml:space="preserve">ECA 2000, section 13</w:t>
+        </w:r>
+      </w:hyperlink>
+      <w:r>
+        <w:rPr>
+          <w:rFonts w:ascii="Calibri" w:hAnsi="Calibri" w:eastAsia="Calibri"/>
+          <w:b w:val="0"/>
+          <w:i w:val="0"/>
+          <w:color w:val="535353"/>
+          <w:sz w:val="18"/>
+        </w:rPr>
+        <w:t xml:space="preserve">  ·  </w:t>
+      </w:r>
+      <w:hyperlink r:id="rId11">
+        <w:r>
+          <w:rPr>
+            <w:color w:val="0563C1"/>
+            <w:u w:val="single"/>
+            <w:sz w:val="18"/>
+            <w:rFonts w:ascii="Calibri" w:hAnsi="Calibri"/>
+          </w:rPr>
+          <w:t xml:space="preserve">Ryanair v Billigfluege.de [2010] IEHC 47</w:t>
+        </w:r>
+      </w:hyperlink>
+      <w:r>
+        <w:rPr>
+          <w:rFonts w:ascii="Calibri" w:hAnsi="Calibri" w:eastAsia="Calibri"/>
+          <w:b w:val="0"/>
+          <w:i w:val="0"/>
+          <w:color w:val="535353"/>
+          <w:sz w:val="18"/>
+        </w:rPr>
+        <w:t xml:space="preserve">  ·  </w:t>
+      </w:r>
+      <w:hyperlink r:id="rId13">
+        <w:r>
+          <w:rPr>
+            <w:color w:val="0563C1"/>
+            <w:u w:val="single"/>
+            <w:sz w:val="18"/>
+            <w:rFonts w:ascii="Calibri" w:hAnsi="Calibri"/>
+          </w:rPr>
+          <w:t xml:space="preserve">ТК РФ, ст. 22.1–22.3 (кадровый ЭДО)</w:t>
+        </w:r>
+      </w:hyperlink>
     </w:p>
     <w:p>
       <w:pPr>
@@ -651,10 +1428,79 @@
         <w:rPr>
           <w:rFonts w:ascii="Calibri" w:hAnsi="Calibri" w:eastAsia="Calibri"/>
           <w:b w:val="0"/>
+          <w:i w:val="0"/>
           <w:sz w:val="24"/>
         </w:rPr>
         <w:t>Не переносить ирландские исключения про deeds/wills на охрану труда.</w:t>
       </w:r>
+    </w:p>
+    <w:p>
+      <w:pPr>
+        <w:spacing w:before="0" w:after="200"/>
+      </w:pPr>
+      <w:r>
+        <w:rPr>
+          <w:rFonts w:ascii="Calibri" w:hAnsi="Calibri" w:eastAsia="Calibri"/>
+          <w:b w:val="0"/>
+          <w:i/>
+          <w:color w:val="535353"/>
+          <w:sz w:val="18"/>
+        </w:rPr>
+        <w:t xml:space="preserve">Проверить: </w:t>
+      </w:r>
+      <w:hyperlink r:id="rId9">
+        <w:r>
+          <w:rPr>
+            <w:color w:val="0563C1"/>
+            <w:u w:val="single"/>
+            <w:sz w:val="18"/>
+            <w:rFonts w:ascii="Calibri" w:hAnsi="Calibri"/>
+          </w:rPr>
+          <w:t xml:space="preserve">ECA 2000, section 9</w:t>
+        </w:r>
+      </w:hyperlink>
+      <w:r>
+        <w:rPr>
+          <w:rFonts w:ascii="Calibri" w:hAnsi="Calibri" w:eastAsia="Calibri"/>
+          <w:b w:val="0"/>
+          <w:i w:val="0"/>
+          <w:color w:val="535353"/>
+          <w:sz w:val="18"/>
+        </w:rPr>
+        <w:t xml:space="preserve">  ·  </w:t>
+      </w:r>
+      <w:hyperlink r:id="rId10">
+        <w:r>
+          <w:rPr>
+            <w:color w:val="0563C1"/>
+            <w:u w:val="single"/>
+            <w:sz w:val="18"/>
+            <w:rFonts w:ascii="Calibri" w:hAnsi="Calibri"/>
+          </w:rPr>
+          <w:t xml:space="preserve">ECA 2000, section 13</w:t>
+        </w:r>
+      </w:hyperlink>
+      <w:r>
+        <w:rPr>
+          <w:rFonts w:ascii="Calibri" w:hAnsi="Calibri" w:eastAsia="Calibri"/>
+          <w:b w:val="0"/>
+          <w:i w:val="0"/>
+          <w:color w:val="535353"/>
+          <w:sz w:val="18"/>
+        </w:rPr>
+        <w:t xml:space="preserve">  ·  </w:t>
+      </w:r>
+      <w:hyperlink r:id="rId11">
+        <w:r>
+          <w:rPr>
+            <w:color w:val="0563C1"/>
+            <w:u w:val="single"/>
+            <w:sz w:val="18"/>
+            <w:rFonts w:ascii="Calibri" w:hAnsi="Calibri"/>
+          </w:rPr>
+          <w:t xml:space="preserve">Ryanair v Billigfluege.de [2010] IEHC 47</w:t>
+        </w:r>
+      </w:hyperlink>
     </w:p>
     <w:p>
       <w:pPr>
@@ -672,11 +1518,12 @@
         <w:rPr>
           <w:rFonts w:ascii="Calibri" w:hAnsi="Calibri" w:eastAsia="Calibri"/>
           <w:b w:val="0"/>
+          <w:i w:val="0"/>
           <w:sz w:val="22"/>
         </w:rPr>
         <w:t xml:space="preserve">ECA 2000, section 9: </w:t>
       </w:r>
-      <w:hyperlink r:id="rId12">
+      <w:hyperlink r:id="rId9">
         <w:r>
           <w:rPr>
             <w:color w:val="0563C1"/>
@@ -696,11 +1543,37 @@
         <w:rPr>
           <w:rFonts w:ascii="Calibri" w:hAnsi="Calibri" w:eastAsia="Calibri"/>
           <w:b w:val="0"/>
+          <w:i w:val="0"/>
+          <w:sz w:val="22"/>
+        </w:rPr>
+        <w:t xml:space="preserve">ECA 2000, section 13: </w:t>
+      </w:r>
+      <w:hyperlink r:id="rId10">
+        <w:r>
+          <w:rPr>
+            <w:color w:val="0563C1"/>
+            <w:u w:val="single"/>
+            <w:sz w:val="22"/>
+            <w:rFonts w:ascii="Calibri" w:hAnsi="Calibri"/>
+          </w:rPr>
+          <w:t xml:space="preserve">https://www.irishstatutebook.ie/eli/2000/act/27/section/13/enacted/en/html</w:t>
+        </w:r>
+      </w:hyperlink>
+    </w:p>
+    <w:p>
+      <w:pPr>
+        <w:pStyle w:val="ListBullet"/>
+      </w:pPr>
+      <w:r>
+        <w:rPr>
+          <w:rFonts w:ascii="Calibri" w:hAnsi="Calibri" w:eastAsia="Calibri"/>
+          <w:b w:val="0"/>
+          <w:i w:val="0"/>
           <w:sz w:val="22"/>
         </w:rPr>
         <w:t xml:space="preserve">Ryanair v Billigfluege.de [2010] IEHC 47: </w:t>
       </w:r>
-      <w:hyperlink r:id="rId13">
+      <w:hyperlink r:id="rId11">
         <w:r>
           <w:rPr>
             <w:color w:val="0563C1"/>
